--- a/02_SWR_Architecture/02_Functional_SWR.docx
+++ b/02_SWR_Architecture/02_Functional_SWR.docx
@@ -24,22 +24,25 @@
     </w:p>
     <w:p>
       <w:pPr>
-        <w:rPr>
-          <w:b/>
-          <w:bCs/>
-        </w:rPr>
-      </w:pPr>
-    </w:p>
-    <w:p>
-      <w:pPr>
-        <w:rPr>
-          <w:b/>
-          <w:bCs/>
-        </w:rPr>
-      </w:pPr>
-    </w:p>
-    <w:p>
-      <w:pPr>
+        <w:jc w:val="both"/>
+        <w:rPr>
+          <w:b/>
+          <w:bCs/>
+        </w:rPr>
+      </w:pPr>
+    </w:p>
+    <w:p>
+      <w:pPr>
+        <w:jc w:val="both"/>
+        <w:rPr>
+          <w:b/>
+          <w:bCs/>
+        </w:rPr>
+      </w:pPr>
+    </w:p>
+    <w:p>
+      <w:pPr>
+        <w:jc w:val="both"/>
         <w:rPr>
           <w:b/>
           <w:bCs/>
@@ -107,6 +110,7 @@
     <w:p>
       <w:pPr>
         <w:ind w:firstLine="720"/>
+        <w:jc w:val="both"/>
       </w:pPr>
     </w:p>
     <w:p>
@@ -120,13 +124,17 @@
     </w:p>
     <w:p>
       <w:pPr>
-        <w:rPr>
-          <w:b/>
-          <w:bCs/>
-        </w:rPr>
-      </w:pPr>
-    </w:p>
-    <w:p>
+        <w:jc w:val="both"/>
+        <w:rPr>
+          <w:b/>
+          <w:bCs/>
+        </w:rPr>
+      </w:pPr>
+    </w:p>
+    <w:p>
+      <w:pPr>
+        <w:jc w:val="both"/>
+      </w:pPr>
       <w:r>
         <w:rPr>
           <w:b/>
@@ -136,6 +144,9 @@
       </w:r>
     </w:p>
     <w:p>
+      <w:pPr>
+        <w:jc w:val="both"/>
+      </w:pPr>
       <w:r>
         <w:rPr>
           <w:b/>
@@ -178,6 +189,9 @@
       </w:r>
     </w:p>
     <w:p>
+      <w:pPr>
+        <w:jc w:val="both"/>
+      </w:pPr>
       <w:r>
         <w:rPr>
           <w:b/>
@@ -190,6 +204,9 @@
       </w:r>
     </w:p>
     <w:p>
+      <w:pPr>
+        <w:jc w:val="both"/>
+      </w:pPr>
       <w:r>
         <w:rPr>
           <w:b/>
@@ -198,11 +215,21 @@
         <w:t>Status</w:t>
       </w:r>
       <w:r>
-        <w:t>: draft</w:t>
-      </w:r>
-    </w:p>
-    <w:p/>
-    <w:p>
+        <w:t xml:space="preserve">: </w:t>
+      </w:r>
+      <w:r>
+        <w:t>accepted</w:t>
+      </w:r>
+    </w:p>
+    <w:p>
+      <w:pPr>
+        <w:jc w:val="both"/>
+      </w:pPr>
+    </w:p>
+    <w:p>
+      <w:pPr>
+        <w:jc w:val="both"/>
+      </w:pPr>
       <w:r>
         <w:rPr>
           <w:b/>
@@ -215,6 +242,9 @@
       </w:r>
     </w:p>
     <w:p>
+      <w:pPr>
+        <w:jc w:val="both"/>
+      </w:pPr>
       <w:r>
         <w:rPr>
           <w:b/>
@@ -227,6 +257,9 @@
       </w:r>
     </w:p>
     <w:p>
+      <w:pPr>
+        <w:jc w:val="both"/>
+      </w:pPr>
       <w:r>
         <w:rPr>
           <w:b/>
@@ -239,6 +272,9 @@
       </w:r>
     </w:p>
     <w:p>
+      <w:pPr>
+        <w:jc w:val="both"/>
+      </w:pPr>
       <w:r>
         <w:rPr>
           <w:b/>
@@ -247,11 +283,21 @@
         <w:t>Status</w:t>
       </w:r>
       <w:r>
-        <w:t>: draft</w:t>
-      </w:r>
-    </w:p>
-    <w:p/>
-    <w:p>
+        <w:t xml:space="preserve">: </w:t>
+      </w:r>
+      <w:r>
+        <w:t>accepted</w:t>
+      </w:r>
+    </w:p>
+    <w:p>
+      <w:pPr>
+        <w:jc w:val="both"/>
+      </w:pPr>
+    </w:p>
+    <w:p>
+      <w:pPr>
+        <w:jc w:val="both"/>
+      </w:pPr>
       <w:r>
         <w:rPr>
           <w:b/>
@@ -264,6 +310,9 @@
       </w:r>
     </w:p>
     <w:p>
+      <w:pPr>
+        <w:jc w:val="both"/>
+      </w:pPr>
       <w:r>
         <w:rPr>
           <w:b/>
@@ -286,6 +335,9 @@
       </w:r>
     </w:p>
     <w:p>
+      <w:pPr>
+        <w:jc w:val="both"/>
+      </w:pPr>
       <w:r>
         <w:rPr>
           <w:b/>
@@ -298,6 +350,9 @@
       </w:r>
     </w:p>
     <w:p>
+      <w:pPr>
+        <w:jc w:val="both"/>
+      </w:pPr>
       <w:r>
         <w:rPr>
           <w:b/>
@@ -306,11 +361,21 @@
         <w:t>Status</w:t>
       </w:r>
       <w:r>
-        <w:t>: draft</w:t>
-      </w:r>
-    </w:p>
-    <w:p/>
-    <w:p>
+        <w:t xml:space="preserve">: </w:t>
+      </w:r>
+      <w:r>
+        <w:t>accepted</w:t>
+      </w:r>
+    </w:p>
+    <w:p>
+      <w:pPr>
+        <w:jc w:val="both"/>
+      </w:pPr>
+    </w:p>
+    <w:p>
+      <w:pPr>
+        <w:jc w:val="both"/>
+      </w:pPr>
       <w:r>
         <w:rPr>
           <w:b/>
@@ -323,6 +388,9 @@
       </w:r>
     </w:p>
     <w:p>
+      <w:pPr>
+        <w:jc w:val="both"/>
+      </w:pPr>
       <w:r>
         <w:rPr>
           <w:b/>
@@ -353,6 +421,9 @@
       </w:r>
     </w:p>
     <w:p>
+      <w:pPr>
+        <w:jc w:val="both"/>
+      </w:pPr>
       <w:r>
         <w:rPr>
           <w:b/>
@@ -365,6 +436,9 @@
       </w:r>
     </w:p>
     <w:p>
+      <w:pPr>
+        <w:jc w:val="both"/>
+      </w:pPr>
       <w:r>
         <w:rPr>
           <w:b/>
@@ -373,11 +447,21 @@
         <w:t>Status</w:t>
       </w:r>
       <w:r>
-        <w:t>: draft</w:t>
-      </w:r>
-    </w:p>
-    <w:p/>
-    <w:p>
+        <w:t xml:space="preserve">: </w:t>
+      </w:r>
+      <w:r>
+        <w:t>accepted</w:t>
+      </w:r>
+    </w:p>
+    <w:p>
+      <w:pPr>
+        <w:jc w:val="both"/>
+      </w:pPr>
+    </w:p>
+    <w:p>
+      <w:pPr>
+        <w:jc w:val="both"/>
+      </w:pPr>
       <w:r>
         <w:rPr>
           <w:b/>
@@ -390,6 +474,9 @@
       </w:r>
     </w:p>
     <w:p>
+      <w:pPr>
+        <w:jc w:val="both"/>
+      </w:pPr>
       <w:r>
         <w:rPr>
           <w:b/>
@@ -420,6 +507,9 @@
       </w:r>
     </w:p>
     <w:p>
+      <w:pPr>
+        <w:jc w:val="both"/>
+      </w:pPr>
       <w:r>
         <w:rPr>
           <w:b/>
@@ -432,6 +522,9 @@
       </w:r>
     </w:p>
     <w:p>
+      <w:pPr>
+        <w:jc w:val="both"/>
+      </w:pPr>
       <w:r>
         <w:rPr>
           <w:b/>
@@ -440,11 +533,21 @@
         <w:t>Status</w:t>
       </w:r>
       <w:r>
-        <w:t>: draft</w:t>
-      </w:r>
-    </w:p>
-    <w:p/>
-    <w:p>
+        <w:t xml:space="preserve">: </w:t>
+      </w:r>
+      <w:r>
+        <w:t>accepted</w:t>
+      </w:r>
+    </w:p>
+    <w:p>
+      <w:pPr>
+        <w:jc w:val="both"/>
+      </w:pPr>
+    </w:p>
+    <w:p>
+      <w:pPr>
+        <w:jc w:val="both"/>
+      </w:pPr>
       <w:r>
         <w:rPr>
           <w:b/>
@@ -457,6 +560,9 @@
       </w:r>
     </w:p>
     <w:p>
+      <w:pPr>
+        <w:jc w:val="both"/>
+      </w:pPr>
       <w:r>
         <w:rPr>
           <w:b/>
@@ -480,6 +586,9 @@
       </w:r>
     </w:p>
     <w:p>
+      <w:pPr>
+        <w:jc w:val="both"/>
+      </w:pPr>
       <w:r>
         <w:rPr>
           <w:b/>
@@ -492,6 +601,9 @@
       </w:r>
     </w:p>
     <w:p>
+      <w:pPr>
+        <w:jc w:val="both"/>
+      </w:pPr>
       <w:r>
         <w:rPr>
           <w:b/>
@@ -500,13 +612,25 @@
         <w:t>Status</w:t>
       </w:r>
       <w:r>
-        <w:t>: draft</w:t>
-      </w:r>
-    </w:p>
-    <w:p/>
-    <w:p/>
-    <w:p>
-      <w:pPr>
+        <w:t xml:space="preserve">: </w:t>
+      </w:r>
+      <w:r>
+        <w:t>accepted</w:t>
+      </w:r>
+    </w:p>
+    <w:p>
+      <w:pPr>
+        <w:jc w:val="both"/>
+      </w:pPr>
+    </w:p>
+    <w:p>
+      <w:pPr>
+        <w:jc w:val="both"/>
+      </w:pPr>
+    </w:p>
+    <w:p>
+      <w:pPr>
+        <w:jc w:val="both"/>
         <w:sectPr>
           <w:pgSz w:w="11909" w:h="16834"/>
           <w:pgMar w:top="1440" w:right="1440" w:bottom="1440" w:left="1440" w:header="720" w:footer="720" w:gutter="0"/>
@@ -629,7 +753,10 @@
         <w:t>Status</w:t>
       </w:r>
       <w:r>
-        <w:t>: draft</w:t>
+        <w:t xml:space="preserve">: </w:t>
+      </w:r>
+      <w:r>
+        <w:t>accepted</w:t>
       </w:r>
     </w:p>
     <w:p>
@@ -704,7 +831,10 @@
         <w:t>Status</w:t>
       </w:r>
       <w:r>
-        <w:t>: draft</w:t>
+        <w:t xml:space="preserve">: </w:t>
+      </w:r>
+      <w:r>
+        <w:t>accepted</w:t>
       </w:r>
     </w:p>
     <w:p>
@@ -769,7 +899,10 @@
         <w:t>Status</w:t>
       </w:r>
       <w:r>
-        <w:t>: draft</w:t>
+        <w:t xml:space="preserve">: </w:t>
+      </w:r>
+      <w:r>
+        <w:t>accepted</w:t>
       </w:r>
     </w:p>
     <w:p>
@@ -831,7 +964,10 @@
         <w:t>Status</w:t>
       </w:r>
       <w:r>
-        <w:t>: draft</w:t>
+        <w:t xml:space="preserve">: </w:t>
+      </w:r>
+      <w:r>
+        <w:t>accepted</w:t>
       </w:r>
     </w:p>
     <w:p>
@@ -897,11 +1033,15 @@
         <w:t>Status</w:t>
       </w:r>
       <w:r>
-        <w:t>: draft</w:t>
-      </w:r>
-    </w:p>
-    <w:p>
-      <w:pPr>
+        <w:t xml:space="preserve">: </w:t>
+      </w:r>
+      <w:r>
+        <w:t>accepted</w:t>
+      </w:r>
+    </w:p>
+    <w:p>
+      <w:pPr>
+        <w:jc w:val="both"/>
         <w:sectPr>
           <w:pgSz w:w="11909" w:h="16834"/>
           <w:pgMar w:top="1440" w:right="1440" w:bottom="1440" w:left="1440" w:header="720" w:footer="720" w:gutter="0"/>
@@ -912,6 +1052,7 @@
     </w:p>
     <w:p>
       <w:pPr>
+        <w:jc w:val="both"/>
         <w:rPr>
           <w:b/>
           <w:bCs/>
@@ -932,6 +1073,7 @@
       <w:pPr>
         <w:spacing w:after="240"/>
         <w:ind w:left="720"/>
+        <w:jc w:val="both"/>
       </w:pPr>
       <w:r>
         <w:t>Backend extraction of text, headings, and tables from PDFs, paired with Romanian text normalization (handling legacy diacritics like cedillas vs. commas-below).</w:t>
@@ -941,9 +1083,13 @@
       <w:pPr>
         <w:spacing w:after="240"/>
         <w:ind w:left="720"/>
-      </w:pPr>
-    </w:p>
-    <w:p>
+        <w:jc w:val="both"/>
+      </w:pPr>
+    </w:p>
+    <w:p>
+      <w:pPr>
+        <w:jc w:val="both"/>
+      </w:pPr>
       <w:r>
         <w:rPr>
           <w:b/>
@@ -953,6 +1099,9 @@
       </w:r>
     </w:p>
     <w:p>
+      <w:pPr>
+        <w:jc w:val="both"/>
+      </w:pPr>
       <w:r>
         <w:rPr>
           <w:b/>
@@ -999,15 +1148,21 @@
         <w:t>Status</w:t>
       </w:r>
       <w:r>
-        <w:t>: draft</w:t>
-      </w:r>
-    </w:p>
-    <w:p>
-      <w:pPr>
-        <w:jc w:val="both"/>
-      </w:pPr>
-    </w:p>
-    <w:p>
+        <w:t xml:space="preserve">: </w:t>
+      </w:r>
+      <w:r>
+        <w:t>accepted</w:t>
+      </w:r>
+    </w:p>
+    <w:p>
+      <w:pPr>
+        <w:jc w:val="both"/>
+      </w:pPr>
+    </w:p>
+    <w:p>
+      <w:pPr>
+        <w:jc w:val="both"/>
+      </w:pPr>
       <w:r>
         <w:rPr>
           <w:b/>
@@ -1017,6 +1172,9 @@
       </w:r>
     </w:p>
     <w:p>
+      <w:pPr>
+        <w:jc w:val="both"/>
+      </w:pPr>
       <w:r>
         <w:rPr>
           <w:b/>
@@ -1077,11 +1235,21 @@
         <w:t>Status</w:t>
       </w:r>
       <w:r>
-        <w:t>: draft</w:t>
-      </w:r>
-    </w:p>
-    <w:p/>
-    <w:p>
+        <w:t xml:space="preserve">: </w:t>
+      </w:r>
+      <w:r>
+        <w:t>accepted</w:t>
+      </w:r>
+    </w:p>
+    <w:p>
+      <w:pPr>
+        <w:jc w:val="both"/>
+      </w:pPr>
+    </w:p>
+    <w:p>
+      <w:pPr>
+        <w:jc w:val="both"/>
+      </w:pPr>
       <w:r>
         <w:rPr>
           <w:b/>
@@ -1091,6 +1259,9 @@
       </w:r>
     </w:p>
     <w:p>
+      <w:pPr>
+        <w:jc w:val="both"/>
+      </w:pPr>
       <w:r>
         <w:rPr>
           <w:b/>
@@ -1129,12 +1300,20 @@
         <w:t>Status</w:t>
       </w:r>
       <w:r>
-        <w:t>: draft</w:t>
-      </w:r>
-    </w:p>
-    <w:p/>
-    <w:p>
-      <w:pPr>
+        <w:t xml:space="preserve">: </w:t>
+      </w:r>
+      <w:r>
+        <w:t>accepted</w:t>
+      </w:r>
+    </w:p>
+    <w:p>
+      <w:pPr>
+        <w:jc w:val="both"/>
+      </w:pPr>
+    </w:p>
+    <w:p>
+      <w:pPr>
+        <w:jc w:val="both"/>
         <w:rPr>
           <w:b/>
           <w:bCs/>
@@ -1149,6 +1328,9 @@
       </w:r>
     </w:p>
     <w:p>
+      <w:pPr>
+        <w:jc w:val="both"/>
+      </w:pPr>
       <w:r>
         <w:rPr>
           <w:b/>
@@ -1187,15 +1369,21 @@
         <w:t>Status</w:t>
       </w:r>
       <w:r>
-        <w:t>: draft</w:t>
-      </w:r>
-    </w:p>
-    <w:p>
-      <w:pPr>
-        <w:jc w:val="both"/>
-      </w:pPr>
-    </w:p>
-    <w:p>
+        <w:t xml:space="preserve">: </w:t>
+      </w:r>
+      <w:r>
+        <w:t>accepted</w:t>
+      </w:r>
+    </w:p>
+    <w:p>
+      <w:pPr>
+        <w:jc w:val="both"/>
+      </w:pPr>
+    </w:p>
+    <w:p>
+      <w:pPr>
+        <w:jc w:val="both"/>
+      </w:pPr>
       <w:r>
         <w:rPr>
           <w:b/>
@@ -1205,6 +1393,9 @@
       </w:r>
     </w:p>
     <w:p>
+      <w:pPr>
+        <w:jc w:val="both"/>
+      </w:pPr>
       <w:r>
         <w:rPr>
           <w:b/>
@@ -1249,11 +1440,15 @@
         <w:t>Status</w:t>
       </w:r>
       <w:r>
-        <w:t>: draft</w:t>
-      </w:r>
-    </w:p>
-    <w:p>
-      <w:pPr>
+        <w:t xml:space="preserve">: </w:t>
+      </w:r>
+      <w:r>
+        <w:t>accepted</w:t>
+      </w:r>
+    </w:p>
+    <w:p>
+      <w:pPr>
+        <w:jc w:val="both"/>
         <w:rPr>
           <w:b/>
           <w:bCs/>
@@ -1274,6 +1469,7 @@
       <w:pPr>
         <w:spacing w:after="240"/>
         <w:ind w:left="720"/>
+        <w:jc w:val="both"/>
       </w:pPr>
       <w:r>
         <w:t>Automatic generation of section-level and global document summaries optimized for listening (short sentences, expanded abbreviations, clear structural cues).</w:t>
@@ -1283,9 +1479,13 @@
       <w:pPr>
         <w:spacing w:after="240"/>
         <w:ind w:left="720"/>
-      </w:pPr>
-    </w:p>
-    <w:p>
+        <w:jc w:val="both"/>
+      </w:pPr>
+    </w:p>
+    <w:p>
+      <w:pPr>
+        <w:jc w:val="both"/>
+      </w:pPr>
       <w:r>
         <w:rPr>
           <w:b/>
@@ -1295,6 +1495,9 @@
       </w:r>
     </w:p>
     <w:p>
+      <w:pPr>
+        <w:jc w:val="both"/>
+      </w:pPr>
       <w:r>
         <w:rPr>
           <w:b/>
@@ -1341,15 +1544,21 @@
         <w:t>Status</w:t>
       </w:r>
       <w:r>
-        <w:t>: draft</w:t>
-      </w:r>
-    </w:p>
-    <w:p>
-      <w:pPr>
-        <w:jc w:val="both"/>
-      </w:pPr>
-    </w:p>
-    <w:p>
+        <w:t xml:space="preserve">: </w:t>
+      </w:r>
+      <w:r>
+        <w:t>accepted</w:t>
+      </w:r>
+    </w:p>
+    <w:p>
+      <w:pPr>
+        <w:jc w:val="both"/>
+      </w:pPr>
+    </w:p>
+    <w:p>
+      <w:pPr>
+        <w:jc w:val="both"/>
+      </w:pPr>
       <w:r>
         <w:rPr>
           <w:b/>
@@ -1359,6 +1568,9 @@
       </w:r>
     </w:p>
     <w:p>
+      <w:pPr>
+        <w:jc w:val="both"/>
+      </w:pPr>
       <w:r>
         <w:rPr>
           <w:b/>
@@ -1397,12 +1609,20 @@
         <w:t>Status</w:t>
       </w:r>
       <w:r>
-        <w:t>: draft</w:t>
-      </w:r>
-    </w:p>
-    <w:p/>
-    <w:p>
-      <w:pPr>
+        <w:t xml:space="preserve">: </w:t>
+      </w:r>
+      <w:r>
+        <w:t>accepted</w:t>
+      </w:r>
+    </w:p>
+    <w:p>
+      <w:pPr>
+        <w:jc w:val="both"/>
+      </w:pPr>
+    </w:p>
+    <w:p>
+      <w:pPr>
+        <w:jc w:val="both"/>
         <w:rPr>
           <w:b/>
           <w:bCs/>
@@ -1417,6 +1637,9 @@
       </w:r>
     </w:p>
     <w:p>
+      <w:pPr>
+        <w:jc w:val="both"/>
+      </w:pPr>
       <w:r>
         <w:rPr>
           <w:b/>
@@ -1455,12 +1678,20 @@
         <w:t>Status</w:t>
       </w:r>
       <w:r>
-        <w:t>: draft</w:t>
-      </w:r>
-    </w:p>
-    <w:p/>
-    <w:p>
-      <w:pPr>
+        <w:t xml:space="preserve">: </w:t>
+      </w:r>
+      <w:r>
+        <w:t>accepted</w:t>
+      </w:r>
+    </w:p>
+    <w:p>
+      <w:pPr>
+        <w:jc w:val="both"/>
+      </w:pPr>
+    </w:p>
+    <w:p>
+      <w:pPr>
+        <w:jc w:val="both"/>
         <w:rPr>
           <w:b/>
           <w:bCs/>
@@ -1475,6 +1706,9 @@
       </w:r>
     </w:p>
     <w:p>
+      <w:pPr>
+        <w:jc w:val="both"/>
+      </w:pPr>
       <w:r>
         <w:rPr>
           <w:b/>
@@ -1513,12 +1747,20 @@
         <w:t>Status</w:t>
       </w:r>
       <w:r>
-        <w:t>: draft</w:t>
-      </w:r>
-    </w:p>
-    <w:p/>
-    <w:p>
-      <w:pPr>
+        <w:t xml:space="preserve">: </w:t>
+      </w:r>
+      <w:r>
+        <w:t>accepted</w:t>
+      </w:r>
+    </w:p>
+    <w:p>
+      <w:pPr>
+        <w:jc w:val="both"/>
+      </w:pPr>
+    </w:p>
+    <w:p>
+      <w:pPr>
+        <w:jc w:val="both"/>
         <w:rPr>
           <w:b/>
           <w:bCs/>
@@ -1533,6 +1775,9 @@
       </w:r>
     </w:p>
     <w:p>
+      <w:pPr>
+        <w:jc w:val="both"/>
+      </w:pPr>
       <w:r>
         <w:rPr>
           <w:b/>
@@ -1581,13 +1826,17 @@
         <w:t>Status</w:t>
       </w:r>
       <w:r>
-        <w:t>: draft</w:t>
+        <w:t xml:space="preserve">: </w:t>
+      </w:r>
+      <w:r>
+        <w:t>accepted</w:t>
       </w:r>
     </w:p>
     <w:p>
       <w:pPr>
         <w:spacing w:after="240"/>
         <w:ind w:left="720"/>
+        <w:jc w:val="both"/>
         <w:sectPr>
           <w:pgSz w:w="11909" w:h="16834"/>
           <w:pgMar w:top="1440" w:right="1440" w:bottom="1440" w:left="1440" w:header="720" w:footer="720" w:gutter="0"/>
@@ -1598,6 +1847,7 @@
     </w:p>
     <w:p>
       <w:pPr>
+        <w:jc w:val="both"/>
         <w:rPr>
           <w:b/>
           <w:bCs/>
@@ -1618,12 +1868,16 @@
       <w:pPr>
         <w:spacing w:after="240"/>
         <w:ind w:left="720"/>
+        <w:jc w:val="both"/>
       </w:pPr>
       <w:r>
         <w:t>AI generation of question-and-answer study flashcards from document chunks, where every card carries mandatory source page/chunk citations and starts as a reviewable draft.</w:t>
       </w:r>
     </w:p>
     <w:p>
+      <w:pPr>
+        <w:jc w:val="both"/>
+      </w:pPr>
       <w:r>
         <w:rPr>
           <w:b/>
@@ -1633,6 +1887,9 @@
       </w:r>
     </w:p>
     <w:p>
+      <w:pPr>
+        <w:jc w:val="both"/>
+      </w:pPr>
       <w:r>
         <w:rPr>
           <w:b/>
@@ -1680,15 +1937,17 @@
           <w:b/>
           <w:bCs/>
         </w:rPr>
-        <w:t>Status</w:t>
-      </w:r>
-      <w:r>
-        <w:t>: draft</w:t>
-      </w:r>
-    </w:p>
-    <w:p/>
-    <w:p>
-      <w:pPr>
+        <w:t>Status: accepted</w:t>
+      </w:r>
+    </w:p>
+    <w:p>
+      <w:pPr>
+        <w:jc w:val="both"/>
+      </w:pPr>
+    </w:p>
+    <w:p>
+      <w:pPr>
+        <w:jc w:val="both"/>
         <w:rPr>
           <w:b/>
           <w:bCs/>
@@ -1703,6 +1962,9 @@
       </w:r>
     </w:p>
     <w:p>
+      <w:pPr>
+        <w:jc w:val="both"/>
+      </w:pPr>
       <w:r>
         <w:rPr>
           <w:b/>
@@ -1738,14 +2000,18 @@
           <w:b/>
           <w:bCs/>
         </w:rPr>
-        <w:t>Status</w:t>
-      </w:r>
-      <w:r>
-        <w:t>: draft</w:t>
-      </w:r>
-    </w:p>
-    <w:p/>
-    <w:p>
+        <w:t>Status: accepted</w:t>
+      </w:r>
+    </w:p>
+    <w:p>
+      <w:pPr>
+        <w:jc w:val="both"/>
+      </w:pPr>
+    </w:p>
+    <w:p>
+      <w:pPr>
+        <w:jc w:val="both"/>
+      </w:pPr>
       <w:r>
         <w:rPr>
           <w:b/>
@@ -1755,6 +2021,9 @@
       </w:r>
     </w:p>
     <w:p>
+      <w:pPr>
+        <w:jc w:val="both"/>
+      </w:pPr>
       <w:r>
         <w:rPr>
           <w:b/>
@@ -1810,14 +2079,18 @@
           <w:b/>
           <w:bCs/>
         </w:rPr>
-        <w:t>Status</w:t>
-      </w:r>
-      <w:r>
-        <w:t>: draft</w:t>
-      </w:r>
-    </w:p>
-    <w:p/>
-    <w:p>
+        <w:t>Status: accepted</w:t>
+      </w:r>
+    </w:p>
+    <w:p>
+      <w:pPr>
+        <w:jc w:val="both"/>
+      </w:pPr>
+    </w:p>
+    <w:p>
+      <w:pPr>
+        <w:jc w:val="both"/>
+      </w:pPr>
       <w:r>
         <w:rPr>
           <w:b/>
@@ -1827,6 +2100,9 @@
       </w:r>
     </w:p>
     <w:p>
+      <w:pPr>
+        <w:jc w:val="both"/>
+      </w:pPr>
       <w:r>
         <w:rPr>
           <w:b/>
@@ -1902,14 +2178,18 @@
           <w:b/>
           <w:bCs/>
         </w:rPr>
-        <w:t>Status</w:t>
-      </w:r>
-      <w:r>
-        <w:t>: draft</w:t>
-      </w:r>
-    </w:p>
-    <w:p/>
-    <w:p>
+        <w:t>Status: accepted</w:t>
+      </w:r>
+    </w:p>
+    <w:p>
+      <w:pPr>
+        <w:jc w:val="both"/>
+      </w:pPr>
+    </w:p>
+    <w:p>
+      <w:pPr>
+        <w:jc w:val="both"/>
+      </w:pPr>
       <w:r>
         <w:rPr>
           <w:b/>
@@ -1919,6 +2199,9 @@
       </w:r>
     </w:p>
     <w:p>
+      <w:pPr>
+        <w:jc w:val="both"/>
+      </w:pPr>
       <w:r>
         <w:rPr>
           <w:b/>
@@ -1954,14 +2237,18 @@
           <w:b/>
           <w:bCs/>
         </w:rPr>
-        <w:t>Status</w:t>
-      </w:r>
-      <w:r>
-        <w:t>: draft</w:t>
-      </w:r>
-    </w:p>
-    <w:p/>
-    <w:p>
+        <w:t>Status: accepted</w:t>
+      </w:r>
+    </w:p>
+    <w:p>
+      <w:pPr>
+        <w:jc w:val="both"/>
+      </w:pPr>
+    </w:p>
+    <w:p>
+      <w:pPr>
+        <w:jc w:val="both"/>
+      </w:pPr>
       <w:r>
         <w:rPr>
           <w:b/>
@@ -1971,6 +2258,9 @@
       </w:r>
     </w:p>
     <w:p>
+      <w:pPr>
+        <w:jc w:val="both"/>
+      </w:pPr>
       <w:r>
         <w:rPr>
           <w:b/>
@@ -2006,14 +2296,12 @@
           <w:b/>
           <w:bCs/>
         </w:rPr>
-        <w:t>Status</w:t>
-      </w:r>
-      <w:r>
-        <w:t>: draft</w:t>
-      </w:r>
-    </w:p>
-    <w:p>
-      <w:pPr>
+        <w:t>Status: accepted</w:t>
+      </w:r>
+    </w:p>
+    <w:p>
+      <w:pPr>
+        <w:jc w:val="both"/>
         <w:sectPr>
           <w:pgSz w:w="11909" w:h="16834"/>
           <w:pgMar w:top="1440" w:right="1440" w:bottom="1440" w:left="1440" w:header="720" w:footer="720" w:gutter="0"/>
@@ -2024,6 +2312,7 @@
     </w:p>
     <w:p>
       <w:pPr>
+        <w:jc w:val="both"/>
         <w:rPr>
           <w:b/>
           <w:bCs/>
@@ -2044,6 +2333,7 @@
       <w:pPr>
         <w:spacing w:after="240"/>
         <w:ind w:left="720"/>
+        <w:jc w:val="both"/>
       </w:pPr>
       <w:r>
         <w:t xml:space="preserve">Interactive review sessions operable entirely via keyboard shortcuts or voice commands (e.g., </w:t>
@@ -2090,6 +2380,9 @@
       </w:r>
     </w:p>
     <w:p>
+      <w:pPr>
+        <w:jc w:val="both"/>
+      </w:pPr>
       <w:r>
         <w:rPr>
           <w:b/>
@@ -2099,6 +2392,9 @@
       </w:r>
     </w:p>
     <w:p>
+      <w:pPr>
+        <w:jc w:val="both"/>
+      </w:pPr>
       <w:r>
         <w:rPr>
           <w:b/>
@@ -2134,15 +2430,17 @@
           <w:b/>
           <w:bCs/>
         </w:rPr>
-        <w:t>Status</w:t>
-      </w:r>
-      <w:r>
-        <w:t>: draft</w:t>
-      </w:r>
-    </w:p>
-    <w:p/>
-    <w:p>
-      <w:pPr>
+        <w:t>Status: accepted</w:t>
+      </w:r>
+    </w:p>
+    <w:p>
+      <w:pPr>
+        <w:jc w:val="both"/>
+      </w:pPr>
+    </w:p>
+    <w:p>
+      <w:pPr>
+        <w:jc w:val="both"/>
         <w:rPr>
           <w:b/>
           <w:bCs/>
@@ -2157,6 +2455,9 @@
       </w:r>
     </w:p>
     <w:p>
+      <w:pPr>
+        <w:jc w:val="both"/>
+      </w:pPr>
       <w:r>
         <w:rPr>
           <w:b/>
@@ -2232,15 +2533,17 @@
           <w:b/>
           <w:bCs/>
         </w:rPr>
-        <w:t>Status</w:t>
-      </w:r>
-      <w:r>
-        <w:t>: draft</w:t>
-      </w:r>
-    </w:p>
-    <w:p/>
-    <w:p>
-      <w:pPr>
+        <w:t>Status: accepted</w:t>
+      </w:r>
+    </w:p>
+    <w:p>
+      <w:pPr>
+        <w:jc w:val="both"/>
+      </w:pPr>
+    </w:p>
+    <w:p>
+      <w:pPr>
+        <w:jc w:val="both"/>
         <w:rPr>
           <w:b/>
           <w:bCs/>
@@ -2255,6 +2558,9 @@
       </w:r>
     </w:p>
     <w:p>
+      <w:pPr>
+        <w:jc w:val="both"/>
+      </w:pPr>
       <w:r>
         <w:rPr>
           <w:b/>
@@ -2310,15 +2616,17 @@
           <w:b/>
           <w:bCs/>
         </w:rPr>
-        <w:t>Status</w:t>
-      </w:r>
-      <w:r>
-        <w:t>: draft</w:t>
-      </w:r>
-    </w:p>
-    <w:p/>
-    <w:p>
-      <w:pPr>
+        <w:t>Status: accepted</w:t>
+      </w:r>
+    </w:p>
+    <w:p>
+      <w:pPr>
+        <w:jc w:val="both"/>
+      </w:pPr>
+    </w:p>
+    <w:p>
+      <w:pPr>
+        <w:jc w:val="both"/>
         <w:rPr>
           <w:b/>
           <w:bCs/>
@@ -2333,6 +2641,9 @@
       </w:r>
     </w:p>
     <w:p>
+      <w:pPr>
+        <w:jc w:val="both"/>
+      </w:pPr>
       <w:r>
         <w:rPr>
           <w:b/>
@@ -2378,15 +2689,17 @@
           <w:b/>
           <w:bCs/>
         </w:rPr>
-        <w:t>Status</w:t>
-      </w:r>
-      <w:r>
-        <w:t>: draft</w:t>
-      </w:r>
-    </w:p>
-    <w:p/>
-    <w:p>
-      <w:pPr>
+        <w:t>Status: accepted</w:t>
+      </w:r>
+    </w:p>
+    <w:p>
+      <w:pPr>
+        <w:jc w:val="both"/>
+      </w:pPr>
+    </w:p>
+    <w:p>
+      <w:pPr>
+        <w:jc w:val="both"/>
         <w:rPr>
           <w:b/>
           <w:bCs/>
@@ -2401,6 +2714,9 @@
       </w:r>
     </w:p>
     <w:p>
+      <w:pPr>
+        <w:jc w:val="both"/>
+      </w:pPr>
       <w:r>
         <w:rPr>
           <w:b/>
@@ -2446,15 +2762,17 @@
           <w:b/>
           <w:bCs/>
         </w:rPr>
-        <w:t>Status</w:t>
-      </w:r>
-      <w:r>
-        <w:t>: draft</w:t>
-      </w:r>
-    </w:p>
-    <w:p/>
-    <w:p>
-      <w:pPr>
+        <w:t>Status: accepted</w:t>
+      </w:r>
+    </w:p>
+    <w:p>
+      <w:pPr>
+        <w:jc w:val="both"/>
+      </w:pPr>
+    </w:p>
+    <w:p>
+      <w:pPr>
+        <w:jc w:val="both"/>
         <w:rPr>
           <w:b/>
           <w:bCs/>
@@ -2469,6 +2787,9 @@
       </w:r>
     </w:p>
     <w:p>
+      <w:pPr>
+        <w:jc w:val="both"/>
+      </w:pPr>
       <w:r>
         <w:rPr>
           <w:b/>
@@ -2504,14 +2825,12 @@
           <w:b/>
           <w:bCs/>
         </w:rPr>
-        <w:t>Status</w:t>
-      </w:r>
-      <w:r>
-        <w:t>: draft</w:t>
-      </w:r>
-    </w:p>
-    <w:p>
-      <w:pPr>
+        <w:t>Status: accepted</w:t>
+      </w:r>
+    </w:p>
+    <w:p>
+      <w:pPr>
+        <w:jc w:val="both"/>
         <w:sectPr>
           <w:pgSz w:w="11909" w:h="16834"/>
           <w:pgMar w:top="1440" w:right="1440" w:bottom="1440" w:left="1440" w:header="720" w:footer="720" w:gutter="0"/>
@@ -2522,6 +2841,7 @@
     </w:p>
     <w:p>
       <w:pPr>
+        <w:jc w:val="both"/>
         <w:rPr>
           <w:b/>
           <w:bCs/>
@@ -2542,6 +2862,7 @@
       <w:pPr>
         <w:spacing w:after="240"/>
         <w:ind w:left="720"/>
+        <w:jc w:val="both"/>
       </w:pPr>
       <w:r>
         <w:t>Integration of the FSRS algorithm (</w:t>
@@ -2562,9 +2883,13 @@
       <w:pPr>
         <w:spacing w:after="240"/>
         <w:ind w:left="720"/>
-      </w:pPr>
-    </w:p>
-    <w:p>
+        <w:jc w:val="both"/>
+      </w:pPr>
+    </w:p>
+    <w:p>
+      <w:pPr>
+        <w:jc w:val="both"/>
+      </w:pPr>
       <w:r>
         <w:rPr>
           <w:b/>
@@ -2577,6 +2902,9 @@
       </w:r>
     </w:p>
     <w:p>
+      <w:pPr>
+        <w:jc w:val="both"/>
+      </w:pPr>
       <w:r>
         <w:rPr>
           <w:b/>
@@ -2624,18 +2952,18 @@
           <w:b/>
           <w:bCs/>
         </w:rPr>
-        <w:t>Status</w:t>
-      </w:r>
-      <w:r>
-        <w:t>: draft</w:t>
-      </w:r>
-    </w:p>
-    <w:p>
-      <w:pPr>
-        <w:jc w:val="both"/>
-      </w:pPr>
-    </w:p>
-    <w:p>
+        <w:t>Status: accepted</w:t>
+      </w:r>
+    </w:p>
+    <w:p>
+      <w:pPr>
+        <w:jc w:val="both"/>
+      </w:pPr>
+    </w:p>
+    <w:p>
+      <w:pPr>
+        <w:jc w:val="both"/>
+      </w:pPr>
       <w:r>
         <w:rPr>
           <w:b/>
@@ -2645,6 +2973,9 @@
       </w:r>
     </w:p>
     <w:p>
+      <w:pPr>
+        <w:jc w:val="both"/>
+      </w:pPr>
       <w:r>
         <w:rPr>
           <w:b/>
@@ -2680,19 +3011,17 @@
           <w:b/>
           <w:bCs/>
         </w:rPr>
-        <w:t>Status</w:t>
-      </w:r>
-      <w:r>
-        <w:t>: draft</w:t>
-      </w:r>
-    </w:p>
-    <w:p>
-      <w:pPr>
-        <w:jc w:val="both"/>
-      </w:pPr>
-    </w:p>
-    <w:p>
-      <w:pPr>
+        <w:t>Status: accepted</w:t>
+      </w:r>
+    </w:p>
+    <w:p>
+      <w:pPr>
+        <w:jc w:val="both"/>
+      </w:pPr>
+    </w:p>
+    <w:p>
+      <w:pPr>
+        <w:jc w:val="both"/>
         <w:rPr>
           <w:b/>
           <w:bCs/>
@@ -2707,6 +3036,9 @@
       </w:r>
     </w:p>
     <w:p>
+      <w:pPr>
+        <w:jc w:val="both"/>
+      </w:pPr>
       <w:r>
         <w:rPr>
           <w:b/>
@@ -2742,18 +3074,18 @@
           <w:b/>
           <w:bCs/>
         </w:rPr>
-        <w:t>Status</w:t>
-      </w:r>
-      <w:r>
-        <w:t>: draft</w:t>
-      </w:r>
-    </w:p>
-    <w:p>
-      <w:pPr>
-        <w:jc w:val="both"/>
-      </w:pPr>
-    </w:p>
-    <w:p>
+        <w:t>Status: accepted</w:t>
+      </w:r>
+    </w:p>
+    <w:p>
+      <w:pPr>
+        <w:jc w:val="both"/>
+      </w:pPr>
+    </w:p>
+    <w:p>
+      <w:pPr>
+        <w:jc w:val="both"/>
+      </w:pPr>
       <w:r>
         <w:rPr>
           <w:b/>
@@ -2766,6 +3098,9 @@
       </w:r>
     </w:p>
     <w:p>
+      <w:pPr>
+        <w:jc w:val="both"/>
+      </w:pPr>
       <w:r>
         <w:rPr>
           <w:b/>
@@ -2776,11 +3111,9 @@
       <w:r>
         <w:t xml:space="preserve">The backend software shall </w:t>
       </w:r>
-      <w:proofErr w:type="spellStart"/>
-      <w:r>
-        <w:t>analyze</w:t>
-      </w:r>
-      <w:proofErr w:type="spellEnd"/>
+      <w:r>
+        <w:t>analyse</w:t>
+      </w:r>
       <w:r>
         <w:t xml:space="preserve"> session review patterns to generate process-level feedback evaluating study strategies, recurring error types, and cognitive load trends.</w:t>
       </w:r>
@@ -2809,18 +3142,18 @@
           <w:b/>
           <w:bCs/>
         </w:rPr>
-        <w:t>Status</w:t>
-      </w:r>
-      <w:r>
-        <w:t>: draft</w:t>
-      </w:r>
-    </w:p>
-    <w:p>
-      <w:pPr>
-        <w:jc w:val="both"/>
-      </w:pPr>
-    </w:p>
-    <w:p>
+        <w:t>Status: accepted</w:t>
+      </w:r>
+    </w:p>
+    <w:p>
+      <w:pPr>
+        <w:jc w:val="both"/>
+      </w:pPr>
+    </w:p>
+    <w:p>
+      <w:pPr>
+        <w:jc w:val="both"/>
+      </w:pPr>
       <w:r>
         <w:rPr>
           <w:b/>
@@ -2830,6 +3163,9 @@
       </w:r>
     </w:p>
     <w:p>
+      <w:pPr>
+        <w:jc w:val="both"/>
+      </w:pPr>
       <w:r>
         <w:rPr>
           <w:b/>
@@ -2865,18 +3201,18 @@
           <w:b/>
           <w:bCs/>
         </w:rPr>
-        <w:t>Status</w:t>
-      </w:r>
-      <w:r>
-        <w:t>: draft</w:t>
-      </w:r>
-    </w:p>
-    <w:p>
-      <w:pPr>
-        <w:jc w:val="both"/>
-      </w:pPr>
-    </w:p>
-    <w:p>
+        <w:t>Status: accepted</w:t>
+      </w:r>
+    </w:p>
+    <w:p>
+      <w:pPr>
+        <w:jc w:val="both"/>
+      </w:pPr>
+    </w:p>
+    <w:p>
+      <w:pPr>
+        <w:jc w:val="both"/>
+      </w:pPr>
       <w:r>
         <w:rPr>
           <w:b/>
@@ -2889,6 +3225,9 @@
       </w:r>
     </w:p>
     <w:p>
+      <w:pPr>
+        <w:jc w:val="both"/>
+      </w:pPr>
       <w:r>
         <w:rPr>
           <w:b/>
@@ -2934,20 +3273,19 @@
           <w:b/>
           <w:bCs/>
         </w:rPr>
-        <w:t>Status</w:t>
-      </w:r>
-      <w:r>
-        <w:t>: draft</w:t>
+        <w:t>Status: accepted</w:t>
       </w:r>
     </w:p>
     <w:p>
       <w:pPr>
         <w:spacing w:after="240"/>
+        <w:jc w:val="both"/>
       </w:pPr>
     </w:p>
     <w:p>
       <w:pPr>
         <w:spacing w:after="240"/>
+        <w:jc w:val="both"/>
       </w:pPr>
     </w:p>
     <w:sectPr>
